--- a/packages/api/src/assets/reference.docx
+++ b/packages/api/src/assets/reference.docx
@@ -1011,6 +1011,22 @@
       <w:bCs w:val="0"/>
       <w:color w:val="000000"/>
     </w:rPr>
+  </w:style>
+  <w:style w:type="paragraph" w:customStyle="1" w:styleId="Centered">
+    <w:name w:val="Centered"/>
+    <w:basedOn w:val="BodyText"/>
+    <w:qFormat/>
+    <w:pPr>
+      <w:jc w:val="center"/>
+    </w:pPr>
+  </w:style>
+  <w:style w:type="paragraph" w:customStyle="1" w:styleId="RightAligned">
+    <w:name w:val="RightAligned"/>
+    <w:basedOn w:val="BodyText"/>
+    <w:qFormat/>
+    <w:pPr>
+      <w:jc w:val="right"/>
+    </w:pPr>
   </w:style>
 </w:styles>
 </file>
